--- a/基于PINNs的薄壁件切削颤振在线抑制系统_可行性分析报告.docx
+++ b/基于PINNs的薄壁件切削颤振在线抑制系统_可行性分析报告.docx
@@ -209,7 +209,22 @@
         <w:rPr>
           <w:b w:val="0"/>
         </w:rPr>
-        <w:t>考虑到项目最终面向大学生创新创业大赛，需要兼顾技术先进性、低成本原型实现、现场演示稳定性和产业应用潜力，因此从振动感知、颤振识别、计算平台和抑振执行四个层面对候选技术进行比较。</w:t>
+        <w:t>考虑到项目最终面向大学生创新创业大赛，需要兼顾技术先进性、低成本原型实现、现场演示稳定性和产业应用潜力，因此从振动感知、颤振识别、计算平台和抑振执行四个层面对候选技术进行比较。以下对每个技术环节逐一说明其基本原理、优缺点，以及本项目为何选择该方案而不选其他相似技术。</w:t>
+      </w:r>
+    </w:p>
+    <w:p>
+      <w:pPr>
+        <w:pStyle w:val="5"/>
+        <w:spacing w:line="360" w:lineRule="auto" w:after="80"/>
+        <w:jc w:val="both"/>
+      </w:pPr>
+      <w:r>
+        <w:rPr>
+          <w:b/>
+          <w:rFonts w:ascii="黑体" w:hAnsi="黑体" w:eastAsia="黑体"/>
+          <w:sz w:val="24"/>
+        </w:rPr>
+        <w:t>（1）振动感知方案论证</w:t>
       </w:r>
     </w:p>
     <w:p>
@@ -221,7 +236,244 @@
         <w:rPr>
           <w:b w:val="0"/>
         </w:rPr>
-        <w:t>综上，本项目选择“MEMS加速度感知—PINNs状态预测—树莓派边缘推理—可变机械阻尼执行”的路线，并保留FFT频谱分析作为辅助诊断手段。该组合不是单纯追求算法复杂度，而是针对学生创新项目的成本、可实现性、演示性和后续升级空间进行综合权衡。</w:t>
+        <w:t>本项目需要从薄壁件振动信号中实时获取颤振特征信息，感知方案的选择直接影响后续识别和控制的精度。候选方案包括压电式加速度传感器、激光位移传感器和MEMS加速度传感器三类。</w:t>
+      </w:r>
+    </w:p>
+    <w:p>
+      <w:pPr>
+        <w:spacing w:line="360" w:lineRule="auto" w:after="80"/>
+        <w:jc w:val="both"/>
+      </w:pPr>
+      <w:r>
+        <w:rPr>
+          <w:b w:val="0"/>
+        </w:rPr>
+        <w:t>①压电式加速度传感器：基本原理是利用压电材料的压电效应，将机械振动转换为电荷/电压信号。优点：高频响应好（可达数十kHz）、灵敏度高、工业测量成熟可靠。缺点：需要专门的电荷放大器或信号调理电路，成本较高（单颗数百至数千元），且安装需要导电胶或螺纹固定。对本项目而言，压电传感器的性能远超桌面级实验需求，但成本和信号调理复杂度不适合快速原型开发，故暂不首选。</w:t>
+      </w:r>
+    </w:p>
+    <w:p>
+      <w:pPr>
+        <w:spacing w:line="360" w:lineRule="auto" w:after="80"/>
+        <w:jc w:val="both"/>
+      </w:pPr>
+      <w:r>
+        <w:rPr>
+          <w:b w:val="0"/>
+        </w:rPr>
+        <w:t>②激光位移传感器：基本原理是利用激光三角法或干涉法测量结构表面位移。优点：非接触测量、位移精度极高（微米级）、不干扰被测结构动力学特性。缺点：成本较高（数千元以上）、对环境光和表面反射率敏感、安装对准要求严格。作为后续工业级升级方向具备潜力，但当前阶段性价比不足。</w:t>
+      </w:r>
+    </w:p>
+    <w:p>
+      <w:pPr>
+        <w:spacing w:line="360" w:lineRule="auto" w:after="80"/>
+        <w:jc w:val="both"/>
+      </w:pPr>
+      <w:r>
+        <w:rPr>
+          <w:b w:val="0"/>
+        </w:rPr>
+        <w:t>③MEMS加速度传感器（MPU6050）：基本原理是利用微机电系统（Micro-Electro-Mechanical System）中的惯性质量块和电容/压阻检测结构，将加速度转换为电信号。优点：成本极低（约10元）、体积小（4×4 mm）、集成I²C数字接口可直接与树莓派通信、内置ADC无需额外信号调理。缺点：高频性能有限（有效带宽约数百Hz）、噪声密度较高、温度漂移需校准。对于本项目验证颤振抑制原理的实验场景，振动频率在数十至数百Hz范围内，MPU6050完全满足测量需求。因此，本项目选用MPU6050作为振动感知方案。</w:t>
+      </w:r>
+    </w:p>
+    <w:p>
+      <w:pPr>
+        <w:pStyle w:val="5"/>
+        <w:spacing w:line="360" w:lineRule="auto" w:after="80"/>
+        <w:jc w:val="both"/>
+      </w:pPr>
+      <w:r>
+        <w:rPr>
+          <w:b/>
+          <w:rFonts w:ascii="黑体" w:hAnsi="黑体" w:eastAsia="黑体"/>
+          <w:sz w:val="24"/>
+        </w:rPr>
+        <w:t>（2）颤振识别方案论证</w:t>
+      </w:r>
+    </w:p>
+    <w:p>
+      <w:pPr>
+        <w:spacing w:line="360" w:lineRule="auto" w:after="80"/>
+        <w:jc w:val="both"/>
+      </w:pPr>
+      <w:r>
+        <w:rPr>
+          <w:b w:val="0"/>
+        </w:rPr>
+        <w:t>颤振识别是系统的决策核心，需要从振动信号中判断当前是否发生颤振并预测未来趋势。候选方案包括FFT频谱分析、SVM等传统机器学习、CNN/LSTM深度学习，以及PINNs物理信息神经网络。</w:t>
+      </w:r>
+    </w:p>
+    <w:p>
+      <w:pPr>
+        <w:spacing w:line="360" w:lineRule="auto" w:after="80"/>
+        <w:jc w:val="both"/>
+      </w:pPr>
+      <w:r>
+        <w:rPr>
+          <w:b w:val="0"/>
+        </w:rPr>
+        <w:t>①FFT/频谱分析：基本原理是将时域振动信号通过快速傅里叶变换转换到频域，识别特征频率及其能量变化。优点：计算量极小、物理意义清晰、可解释性强。缺点：仅能做当前状态诊断，不具备预测能力，且需要人工设定阈值判断颤振。作为辅助诊断工具保留，但不作为主识别方案。</w:t>
+      </w:r>
+    </w:p>
+    <w:p>
+      <w:pPr>
+        <w:spacing w:line="360" w:lineRule="auto" w:after="80"/>
+        <w:jc w:val="both"/>
+      </w:pPr>
+      <w:r>
+        <w:rPr>
+          <w:b w:val="0"/>
+        </w:rPr>
+        <w:t>②SVM等传统机器学习：基本原理是先从振动信号中提取时域/频域特征（如RMS、峭度、频谱重心等），再用支持向量机等分类器进行颤振状态判别。优点：在小样本条件下较稳定、训练速度快。缺点：高度依赖人工特征工程，对复杂时变动力学系统的描述能力有限，且无法预测未来振动趋势。</w:t>
+      </w:r>
+    </w:p>
+    <w:p>
+      <w:pPr>
+        <w:spacing w:line="360" w:lineRule="auto" w:after="80"/>
+        <w:jc w:val="both"/>
+      </w:pPr>
+      <w:r>
+        <w:rPr>
+          <w:b w:val="0"/>
+        </w:rPr>
+        <w:t>③CNN/LSTM深度学习：基本原理是利用卷积神经网络（CNN）提取振动信号的局部频域特征，或利用长短期记忆网络（LSTM）学习振动时序的长期依赖关系。优点：识别能力强，已有研究验证了其在薄壁件颤振检测中的有效性[3]。缺点：纯数据驱动，在小样本条件下易过拟合，缺乏对物理规律的利用，可解释性不足。作为对比基线方法参考。</w:t>
+      </w:r>
+    </w:p>
+    <w:p>
+      <w:pPr>
+        <w:spacing w:line="360" w:lineRule="auto" w:after="80"/>
+        <w:jc w:val="both"/>
+      </w:pPr>
+      <w:r>
+        <w:rPr>
+          <w:b w:val="0"/>
+        </w:rPr>
+        <w:t>④PINNs物理信息神经网络：基本原理是将描述颤振动力学的微分方程（如二阶时滞微分方程）作为物理残差项嵌入神经网络的损失函数，使模型训练同时受到观测数据和物理规律约束[7]。优点：融合数据与物理规律，在小样本条件下具有更强的泛化能力和可解释性，且天然具备时序预测能力。缺点：训练难度较高，需要仔细设计损失函数权重和训练策略。由于PINNs的物理约束特性与本项目已知的颤振动力学模型高度匹配，且在小样本场景下优势明显，最终选用PINNs作为核心识别与预测方案。</w:t>
+      </w:r>
+    </w:p>
+    <w:p>
+      <w:pPr>
+        <w:pStyle w:val="5"/>
+        <w:spacing w:line="360" w:lineRule="auto" w:after="80"/>
+        <w:jc w:val="both"/>
+      </w:pPr>
+      <w:r>
+        <w:rPr>
+          <w:b/>
+          <w:rFonts w:ascii="黑体" w:hAnsi="黑体" w:eastAsia="黑体"/>
+          <w:sz w:val="24"/>
+        </w:rPr>
+        <w:t>（3）边缘计算平台方案论证</w:t>
+      </w:r>
+    </w:p>
+    <w:p>
+      <w:pPr>
+        <w:spacing w:line="360" w:lineRule="auto" w:after="80"/>
+        <w:jc w:val="both"/>
+      </w:pPr>
+      <w:r>
+        <w:rPr>
+          <w:b w:val="0"/>
+        </w:rPr>
+        <w:t>边缘计算平台需要在现场实时完成传感器数据读取、PINNs模型推理和电机控制输出，是连接感知层和执行层的桥梁。候选方案包括Arduino/单片机和树莓派4B。</w:t>
+      </w:r>
+    </w:p>
+    <w:p>
+      <w:pPr>
+        <w:spacing w:line="360" w:lineRule="auto" w:after="80"/>
+        <w:jc w:val="both"/>
+      </w:pPr>
+      <w:r>
+        <w:rPr>
+          <w:b w:val="0"/>
+        </w:rPr>
+        <w:t>①Arduino/单片机（如STM32）：基本原理是通过微控制器直接完成信号采集与控制输出，通常运行裸机程序或轻量RTOS。优点：成本极低（数十元）、实时性好（确定性延迟在微秒级）、功耗低。缺点：算力有限（主频通常低于200MHz），内存仅数十KB至数百KB，不适合直接承担PINNs神经网络推理（即使是最简化的MLP也需要数百KB的模型存储和浮点运算）。</w:t>
+      </w:r>
+    </w:p>
+    <w:p>
+      <w:pPr>
+        <w:spacing w:line="360" w:lineRule="auto" w:after="80"/>
+        <w:jc w:val="both"/>
+      </w:pPr>
+      <w:r>
+        <w:rPr>
+          <w:b w:val="0"/>
+        </w:rPr>
+        <w:t>②树莓派4B：基本原理是基于ARM Cortex-A72架构的Linux单板计算机，可运行完整的操作系统和Python/PyTorch生态。优点：Python生态成熟、接口丰富（I²C/SPI/PWM/GPIO）、部署方便，支持ONNX Runtime Lite轻量化推理引擎。缺点：算力低于PC或Jetson平台（约4GFLOPS），软实时性能有限。但对于本项目的PINNs模型（5~8层全连接网络），通过ONNX量化（INT8）和模型压缩后，推理延迟可控制在10~30ms，满足毫秒级控制周期要求。综合成本（二手约200元）、开发效率和性能，最终选用树莓派4B。</w:t>
+      </w:r>
+    </w:p>
+    <w:p>
+      <w:pPr>
+        <w:pStyle w:val="5"/>
+        <w:spacing w:line="360" w:lineRule="auto" w:after="80"/>
+        <w:jc w:val="both"/>
+      </w:pPr>
+      <w:r>
+        <w:rPr>
+          <w:b/>
+          <w:rFonts w:ascii="黑体" w:hAnsi="黑体" w:eastAsia="黑体"/>
+          <w:sz w:val="24"/>
+        </w:rPr>
+        <w:t>（4）抑振执行方案论证</w:t>
+      </w:r>
+    </w:p>
+    <w:p>
+      <w:pPr>
+        <w:spacing w:line="360" w:lineRule="auto" w:after="80"/>
+        <w:jc w:val="both"/>
+      </w:pPr>
+      <w:r>
+        <w:rPr>
+          <w:b w:val="0"/>
+        </w:rPr>
+        <w:t>抑振执行方案决定了系统能否将控制决策转化为实际的振动抑制效果。候选方案包括变转速、电磁/压电主动控制，以及可变机械阻尼。</w:t>
+      </w:r>
+    </w:p>
+    <w:p>
+      <w:pPr>
+        <w:spacing w:line="360" w:lineRule="auto" w:after="80"/>
+        <w:jc w:val="both"/>
+      </w:pPr>
+      <w:r>
+        <w:rPr>
+          <w:b w:val="0"/>
+        </w:rPr>
+        <w:t>①变转速（Spindle Speed Variation, SSV）：基本原理是通过连续改变主轴转速，使系统工作点周期性地跨越稳定性叶瓣图的不稳定区域，从而抑制颤振。优点：已有大量研究验证其有效性，不改变刀具和工件。缺点：会改变切削参数（表面粗糙度、材料去除率），影响加工质量一致性；且需要数控系统支持实时调速，集成复杂度高。本项目希望在基本不变的切削参数下实现抑振，故不采用。</w:t>
+      </w:r>
+    </w:p>
+    <w:p>
+      <w:pPr>
+        <w:spacing w:line="360" w:lineRule="auto" w:after="80"/>
+        <w:jc w:val="both"/>
+      </w:pPr>
+      <w:r>
+        <w:rPr>
+          <w:b w:val="0"/>
+        </w:rPr>
+        <w:t>②电磁/压电主动控制：基本原理是利用电磁力作动器或压电片（PZT）粘贴在结构上，通过施加与振动反相的控制力实现主动振动控制。优点：响应速度极快（kHz级）、控制精度高、已用于航空航天结构主动减振。缺点：驱动电路复杂（需功率放大器）、压电片粘贴工艺要求高、整体成本较高（执行器+驱动器可达数千元），不适合快速搭建低成本演示原型。</w:t>
+      </w:r>
+    </w:p>
+    <w:p>
+      <w:pPr>
+        <w:spacing w:line="360" w:lineRule="auto" w:after="80"/>
+        <w:jc w:val="both"/>
+      </w:pPr>
+      <w:r>
+        <w:rPr>
+          <w:b w:val="0"/>
+        </w:rPr>
+        <w:t>③可变机械阻尼：基本原理是通过步进电机驱动丝杆，调节摩擦阻尼片的接触压力或弹簧预紧量，从而改变系统的等效阻尼比。优点：结构直观、成本低（步进电机+驱动板约30元）、易于加工和现场展示，且不涉及高频动态响应要求。缺点：机械响应速度有限（调节一次约数十ms），不适合高频实时控制。但对于本项目桌面级平台的颤振频率范围（数十至数百Hz），阻尼调节时间尺度与振动周期匹配，可以有效吸收振动能量。综合成本、可实现性和演示性，最终选用可变机械阻尼方案。</w:t>
+      </w:r>
+    </w:p>
+    <w:p>
+      <w:pPr>
+        <w:spacing w:line="360" w:lineRule="auto" w:after="80"/>
+        <w:jc w:val="both"/>
+      </w:pPr>
+      <w:r>
+        <w:rPr>
+          <w:b w:val="0"/>
+        </w:rPr>
+        <w:t>综上，本项目选择“MEMS加速度感知—PINNs状态预测—树莓派边缘推理—可变机械阻尼执行”的路线，并保留FFT频谱分析作为辅助诊断手段。该组合不是单纯追求算法复杂度，而是针对学生创新项目的成本、可实现性、演示性和后续升级空间进行综合权衡。各技术环节的选型依据已在上述论证中详细说明，对应的候选技术对比汇总见表2-1（见2.2节末尾）。</w:t>
       </w:r>
     </w:p>
     <w:p>
@@ -493,6 +745,18 @@
         <w:rPr>
           <w:b w:val="0"/>
         </w:rPr>
+        <w:t>以下从神经网络颤振识别、薄壁件深度学习检测、PINNs理论基础和颤振闭环抑制四个方面论证理论可行性，正文中的引用编号[1]~[7]分别对应文末参考文献列表中的条目。</w:t>
+      </w:r>
+    </w:p>
+    <w:p>
+      <w:pPr>
+        <w:spacing w:line="360" w:lineRule="auto" w:after="80"/>
+        <w:jc w:val="both"/>
+      </w:pPr>
+      <w:r>
+        <w:rPr>
+          <w:b w:val="0"/>
+        </w:rPr>
         <w:t>（1）神经网络用于切削颤振识别已有研究基础。切削颤振在线监测需要从振动信号中提取反映加工状态变化的特征，相关综述表明机器学习和深度学习方法已用于切削颤振在线识别[6]。</w:t>
       </w:r>
     </w:p>
@@ -565,7 +829,7 @@
         <w:rPr>
           <w:b w:val="0"/>
         </w:rPr>
-        <w:t>（1）感知层技术可实现。项目采用MEMS加速度传感器采集悬臂梁振动信号，通过I²C接口传输至主控平台。相比工业压电式传感器，MEMS器件成本低、体积小、接口简单，更适合学生项目的桌面级原型开发。本项目以加速度振动特征和颤振状态识别为核心，不把加速度二次积分得到的位移作为唯一核心控制量。</w:t>
+        <w:t>以下从感知层、算法层、计算平台、执行机构和实验平台五个维度论证技术可实现性，各条引用编号[1][4][5][6][7]分别对应文末参考文献列表中对应的理论和方法支撑。</w:t>
       </w:r>
     </w:p>
     <w:p>
@@ -577,7 +841,7 @@
         <w:rPr>
           <w:b w:val="0"/>
         </w:rPr>
-        <w:t>（2）PINNs训练与部署技术可实现。项目先在PC端利用MATLAB/Simulink建立动力学仿真环境并生成训练数据，再使用PyTorch完成PINNs训练与验证，最后通过ONNX模型向树莓派端部署。训练与在线推理分离，可降低边缘端计算压力。</w:t>
+        <w:t>（1）感知层技术可实现。项目采用MEMS加速度传感器采集悬臂梁振动信号，通过I²C接口传输至主控平台。相比工业压电式传感器，MEMS器件成本低、体积小、接口简单，更适合学生项目的桌面级原型开发[6]。本项目以加速度振动特征和颤振状态识别为核心，不把加速度二次积分得到的位移作为唯一核心控制量。</w:t>
       </w:r>
     </w:p>
     <w:p>
@@ -589,7 +853,7 @@
         <w:rPr>
           <w:b w:val="0"/>
         </w:rPr>
-        <w:t>（3）边缘控制平台技术可实现。树莓派具备Linux系统、Python开发环境和丰富外设接口，能够完成传感器数据读取、模型推理和电机控制。若测试发现推理延迟过高，可采用模型剪枝、量化、降低网络规模或MLP替代等方式轻量化。</w:t>
+        <w:t>（2）PINNs训练与部署技术可实现。PINNs的理论框架已被Raissi等[7]系统提出并验证了其在求解偏微分方程正/逆问题中的有效性，为切削颤振动力学建模提供了方法论基础。项目先在PC端利用MATLAB/Simulink建立动力学仿真环境并生成训练数据，再使用PyTorch完成PINNs训练与验证，最后通过ONNX模型向树莓派端部署。训练与在线推理分离，可降低边缘端计算压力。</w:t>
       </w:r>
     </w:p>
     <w:p>
@@ -601,7 +865,7 @@
         <w:rPr>
           <w:b w:val="0"/>
         </w:rPr>
-        <w:t>（4）执行机构技术可实现。项目采用步进电机驱动丝杆调节可变阻尼机构，通过改变弹簧预紧量或摩擦阻尼片接触压力改变系统等效阻尼。相比电磁或压电主动执行器，该方案成本低、结构直观、便于加工和现场展示，更适合大赛阶段形成可演示原型。</w:t>
+        <w:t>（3）边缘控制平台技术可实现。树莓派具备Linux系统、Python开发环境和丰富外设接口，能够完成传感器数据读取、模型推理和电机控制。已有研究在树莓派平台上成功部署了轻量化神经网络模型进行实时推理[4]。若测试发现推理延迟过高，可采用模型剪枝、量化、降低网络规模或MLP替代等方式轻量化。</w:t>
       </w:r>
     </w:p>
     <w:p>
@@ -613,7 +877,19 @@
         <w:rPr>
           <w:b w:val="0"/>
         </w:rPr>
-        <w:t>（5）实验平台具有可重复构建条件。项目采用钢尺悬臂梁和激励装置模拟柔性薄壁结构振动，通过固定几何尺寸、激励频率和幅值控制实验条件。该平台主要用于验证“感知—预测—抑制”闭环原理，后续可使用不同厚度、长度和材料试件扩展验证。</w:t>
+        <w:t>（4）执行机构技术可实现。项目采用步进电机驱动丝杆调节可变阻尼机构，通过改变弹簧预紧量或摩擦阻尼片接触压力改变系统等效阻尼。相比电磁或压电主动执行器，该方案成本低、结构直观、便于加工和现场展示，更适合大赛阶段形成可演示原型[5]。</w:t>
+      </w:r>
+    </w:p>
+    <w:p>
+      <w:pPr>
+        <w:spacing w:line="360" w:lineRule="auto" w:after="80"/>
+        <w:jc w:val="both"/>
+      </w:pPr>
+      <w:r>
+        <w:rPr>
+          <w:b w:val="0"/>
+        </w:rPr>
+        <w:t>（5）实验平台具有可重复构建条件。已有薄壁件铣削稳定性研究[1]表明，悬臂梁模型能够有效模拟薄壁结构的柔性振动模态。项目采用钢尺悬臂梁和激励装置模拟柔性薄壁结构振动，通过固定几何尺寸、激励频率和幅值控制实验条件。该平台主要用于验证“感知—预测—抑制”闭环原理，后续可使用不同厚度、长度和材料试件扩展验证。</w:t>
       </w:r>
     </w:p>
     <w:p>
@@ -1803,18 +2079,6 @@
         </w:tc>
       </w:tr>
     </w:tbl>
-    <w:p>
-      <w:pPr>
-        <w:spacing w:line="360" w:lineRule="auto" w:after="80"/>
-        <w:jc w:val="both"/>
-      </w:pPr>
-      <w:r>
-        <w:rPr>
-          <w:b w:val="0"/>
-        </w:rPr>
-        <w:t>正文引用编号已统一对应参考文献：[1]薄壁件铣削稳定性与颤振抑制研究；[2]颤振识别与抑制实验；[3]薄壁件铣削颤振深度学习检测；[4]神经网络动力学参数预测；[5]主动抑振研究；[6]颤振在线监测综述；[7]PINNs理论基础。</w:t>
-      </w:r>
-    </w:p>
     <w:p>
       <w:pPr>
         <w:pStyle w:val="3"/>
